--- a/docs/exec-briefing/Intelligence-Platform-Brief-2026-April.docx
+++ b/docs/exec-briefing/Intelligence-Platform-Brief-2026-April.docx
@@ -789,7 +789,7 @@
           <w:color w:val="1A1A1A"/>
           <w:sz w:val="20"/>
         </w:rPr>
-        <w:t>Proving that a Skillable lab program will work for a specific customer’s products requires deep technical analysis. Which is the best delivery path for each software environment? A set of virtual machines or containers, leveraging Azure or AWS subscriptions, a custom API orchestration, or a hybrid setup? What are the architectural constraints? What would a realistic program look like in terms of scope, seat time, and scoring approach? What is the estimated consumption potential?</w:t>
+        <w:t>Proving that a Skillable lab program will work for a specific customer’s products requires deep technical analysis. Which is the best delivery path for each software environment? A set of virtual machines or containers, leveraging Azure or AWS subscriptions, a custom API orchestration, or a hybrid setup? What are the architectural constraints? What would a realistic program look like in terms of scope, seat time, and scoring approach? What is the estimated ACV Potential?</w:t>
       </w:r>
     </w:p>
     <w:p>
@@ -856,35 +856,11 @@
       <w:r>
         <w:rPr>
           <w:rFonts w:ascii="Calibri" w:hAnsi="Calibri"/>
-          <w:color w:val="1A1A1A"/>
           <w:sz w:val="14"/>
         </w:rPr>
         <w:t>•</w:t>
-      </w:r>
-      <w:r>
-        <w:rPr>
-          <w:rFonts w:ascii="Calibri" w:hAnsi="Calibri"/>
-          <w:color w:val="1A1A1A"/>
-          <w:sz w:val="14"/>
-        </w:rPr>
         <w:tab/>
-      </w:r>
-      <w:r>
-        <w:rPr>
-          <w:rFonts w:ascii="Calibri" w:hAnsi="Calibri"/>
-          <w:b/>
-          <w:color w:val="1A1A1A"/>
-          <w:sz w:val="20"/>
-        </w:rPr>
-        <w:t xml:space="preserve">The Product Selection. </w:t>
-      </w:r>
-      <w:r>
-        <w:rPr>
-          <w:rFonts w:ascii="Calibri" w:hAnsi="Calibri"/>
-          <w:color w:val="1A1A1A"/>
-          <w:sz w:val="20"/>
-        </w:rPr>
-        <w:t>A broad scan that surfaces all of a company’s products, ranked by labability, with competitive pairings, company-level signals, and an overall fit score. You walk in the room and get the picture at a glance.</w:t>
+        <w:t>The Product Selection page. A broad scan that surfaces all of a company’s products, ranked by labability, with competitive pairings, company-level signals, and an overall fit score. You walk in the room and get the picture at a glance.</w:t>
       </w:r>
     </w:p>
     <w:p>
@@ -898,35 +874,11 @@
       <w:r>
         <w:rPr>
           <w:rFonts w:ascii="Calibri" w:hAnsi="Calibri"/>
-          <w:color w:val="1A1A1A"/>
           <w:sz w:val="14"/>
         </w:rPr>
         <w:t>•</w:t>
-      </w:r>
-      <w:r>
-        <w:rPr>
-          <w:rFonts w:ascii="Calibri" w:hAnsi="Calibri"/>
-          <w:color w:val="1A1A1A"/>
-          <w:sz w:val="14"/>
-        </w:rPr>
         <w:tab/>
-      </w:r>
-      <w:r>
-        <w:rPr>
-          <w:rFonts w:ascii="Calibri" w:hAnsi="Calibri"/>
-          <w:b/>
-          <w:color w:val="1A1A1A"/>
-          <w:sz w:val="20"/>
-        </w:rPr>
-        <w:t xml:space="preserve">The Full Analysis. </w:t>
-      </w:r>
-      <w:r>
-        <w:rPr>
-          <w:rFonts w:ascii="Calibri" w:hAnsi="Calibri"/>
-          <w:color w:val="1A1A1A"/>
-          <w:sz w:val="20"/>
-        </w:rPr>
-        <w:t>The seller or SE selects three to four products from the Product Selection for exhaustive analysis — full Product Labability evidence, delivery path recommendation with rationale, scoring approach, consumption potential estimate, and program scope.</w:t>
+        <w:t>The Full Analysis page. The seller or SE selects three to four products from the Product Selection page for exhaustive analysis — full Product Labability evidence, delivery path recommendation with rationale, scoring approach, ACV Potential estimate, and program scope.</w:t>
       </w:r>
     </w:p>
     <w:p>
@@ -948,7 +900,7 @@
           <w:color w:val="1A1A1A"/>
           <w:sz w:val="20"/>
         </w:rPr>
-        <w:t xml:space="preserve"> A seller walking into a meeting with a Full Analysis knows what the customer’s products can and cannot do on the Skillable platform, which delivery path makes sense and why, and what the estimated consumption potential is. That is not discovery. That is a standing start.</w:t>
+        <w:t xml:space="preserve"> A seller walking into a meeting with a completed Full Analysis knows what the customer’s products can and cannot do on the Skillable platform, which delivery path makes sense and why, and what the estimated ACV Potential is. That is not discovery. That is a standing start.</w:t>
       </w:r>
       <w:r>
         <w:rPr>
@@ -2098,7 +2050,7 @@
                 <w:color w:val="1A1A1A"/>
                 <w:sz w:val="20"/>
               </w:rPr>
-              <w:t>Cloud Slice / Standard VM / Simulation / Custom API</w:t>
+              <w:t>Cloud Labs / VM Low / VM Mid / VM High / Simulation</w:t>
             </w:r>
           </w:p>
         </w:tc>
@@ -2284,7 +2236,7 @@
           <w:color w:val="1A1A1A"/>
           <w:sz w:val="20"/>
         </w:rPr>
-        <w:t>Company and Deal records in HubSpot surface a ‘Run Inspector’ link. Clicking it opens Inspector at the Product Selection. The full Inspector experience runs in Intelligence — HubSpot is only the trigger.</w:t>
+        <w:t>Company and Deal records in HubSpot surface a ‘Run Inspector’ link. Clicking it opens Inspector at the Product Selection page. The full Inspector experience runs in Intelligence — HubSpot is only the trigger.</w:t>
       </w:r>
     </w:p>
     <w:p>
@@ -2776,7 +2728,7 @@
                 <w:color w:val="1A1A1A"/>
                 <w:sz w:val="20"/>
               </w:rPr>
-              <w:t>Consumption potential / ACV estimate</w:t>
+              <w:t>ACV Potential</w:t>
             </w:r>
           </w:p>
         </w:tc>
@@ -2914,7 +2866,7 @@
                 <w:color w:val="1A1A1A"/>
                 <w:sz w:val="20"/>
               </w:rPr>
-              <w:t>Link to full Inspector Full Analysis</w:t>
+              <w:t>Link to the complete Inspector Full Analysis</w:t>
             </w:r>
           </w:p>
         </w:tc>
@@ -3087,7 +3039,7 @@
           <w:color w:val="1A1A1A"/>
           <w:sz w:val="20"/>
         </w:rPr>
-        <w:t xml:space="preserve">The Inspector Product Selection as the standard pre-call research tool for all sellers and SEs. </w:t>
+        <w:t xml:space="preserve">The Inspector Product Selection page as the standard pre-call research tool for all sellers and SEs. </w:t>
       </w:r>
       <w:r>
         <w:rPr>
@@ -3095,7 +3047,7 @@
           <w:color w:val="1A1A1A"/>
           <w:sz w:val="20"/>
         </w:rPr>
-        <w:t>The ‘Run Inspector’ link on every Company and Deal record makes it a one-click motion. The Product Selection gives every seller account intelligence they currently do not have before the first conversation.</w:t>
+        <w:t>The ‘Run Inspector’ link on every Company and Deal record makes it a one-click motion. The Product Selection page gives every seller account intelligence they currently do not have before the first conversation.</w:t>
       </w:r>
     </w:p>
     <w:p>
